--- a/src/Tests/Inputs/business-plans/15/input.docx
+++ b/src/Tests/Inputs/business-plans/15/input.docx
@@ -1,6 +1,6 @@
 
 <file path=word/document.xml><?xml version="1.0" encoding="utf-8"?>
-<w:document xmlns:wpc="http://schemas.microsoft.com/office/word/2010/wordprocessingCanvas" xmlns:cx="http://schemas.microsoft.com/office/drawing/2014/chartex" xmlns:cx1="http://schemas.microsoft.com/office/drawing/2015/9/8/chartex" xmlns:cx2="http://schemas.microsoft.com/office/drawing/2015/10/21/chartex" xmlns:cx3="http://schemas.microsoft.com/office/drawing/2016/5/9/chartex" xmlns:cx4="http://schemas.microsoft.com/office/drawing/2016/5/10/chartex" xmlns:cx5="http://schemas.microsoft.com/office/drawing/2016/5/11/chartex" xmlns:cx6="http://schemas.microsoft.com/office/drawing/2016/5/12/chartex" xmlns:cx7="http://schemas.microsoft.com/office/drawing/2016/5/13/chartex" xmlns:cx8="http://schemas.microsoft.com/office/drawing/2016/5/14/chartex" xmlns:mc="http://schemas.openxmlformats.org/markup-compatibility/2006" xmlns:aink="http://schemas.microsoft.com/office/drawing/2016/ink" xmlns:am3d="http://schemas.microsoft.com/office/drawing/2017/model3d" xmlns:o="urn:schemas-microsoft-com:office:office" xmlns:oel="http://schemas.microsoft.com/office/2019/extlst" xmlns:r="http://schemas.openxmlformats.org/officeDocument/2006/relationships" xmlns:m="http://schemas.openxmlformats.org/officeDocument/2006/math" xmlns:v="urn:schemas-microsoft-com:vml" xmlns:wp14="http://schemas.microsoft.com/office/word/2010/wordprocessingDrawing" xmlns:wp="http://schemas.openxmlformats.org/drawingml/2006/wordprocessingDrawing" xmlns:w10="urn:schemas-microsoft-com:office:word" xmlns:w="http://schemas.openxmlformats.org/wordprocessingml/2006/main" xmlns:w14="http://schemas.microsoft.com/office/word/2010/wordml" xmlns:w15="http://schemas.microsoft.com/office/word/2012/wordml" xmlns:w16cex="http://schemas.microsoft.com/office/word/2018/wordml/cex" xmlns:w16cid="http://schemas.microsoft.com/office/word/2016/wordml/cid" xmlns:w16="http://schemas.microsoft.com/office/word/2018/wordml" xmlns:w16du="http://schemas.microsoft.com/office/word/2023/wordml/word16du" xmlns:w16sdtdh="http://schemas.microsoft.com/office/word/2020/wordml/sdtdatahash" xmlns:w16sdtfl="http://schemas.microsoft.com/office/word/2024/wordml/sdtformatlock" xmlns:w16se="http://schemas.microsoft.com/office/word/2015/wordml/symex" xmlns:wpg="http://schemas.microsoft.com/office/word/2010/wordprocessingGroup" xmlns:wpi="http://schemas.microsoft.com/office/word/2010/wordprocessingInk" xmlns:wne="http://schemas.microsoft.com/office/word/2006/wordml" xmlns:wps="http://schemas.microsoft.com/office/word/2010/wordprocessingShape" mc:Ignorable="w14 w15 w16se w16cid w16 w16cex w16sdtdh w16sdtfl w16du wp14">
+<w:document xmlns:a="http://schemas.openxmlformats.org/drawingml/2006/main" xmlns:pic="http://schemas.openxmlformats.org/drawingml/2006/picture" xmlns:asvg="http://schemas.microsoft.com/office/drawing/2016/SVG/main" xmlns:wpc="http://schemas.microsoft.com/office/word/2010/wordprocessingCanvas" xmlns:cx="http://schemas.microsoft.com/office/drawing/2014/chartex" xmlns:cx1="http://schemas.microsoft.com/office/drawing/2015/9/8/chartex" xmlns:cx2="http://schemas.microsoft.com/office/drawing/2015/10/21/chartex" xmlns:cx3="http://schemas.microsoft.com/office/drawing/2016/5/9/chartex" xmlns:cx4="http://schemas.microsoft.com/office/drawing/2016/5/10/chartex" xmlns:cx5="http://schemas.microsoft.com/office/drawing/2016/5/11/chartex" xmlns:cx6="http://schemas.microsoft.com/office/drawing/2016/5/12/chartex" xmlns:cx7="http://schemas.microsoft.com/office/drawing/2016/5/13/chartex" xmlns:cx8="http://schemas.microsoft.com/office/drawing/2016/5/14/chartex" xmlns:mc="http://schemas.openxmlformats.org/markup-compatibility/2006" xmlns:aink="http://schemas.microsoft.com/office/drawing/2016/ink" xmlns:am3d="http://schemas.microsoft.com/office/drawing/2017/model3d" xmlns:o="urn:schemas-microsoft-com:office:office" xmlns:oel="http://schemas.microsoft.com/office/2019/extlst" xmlns:r="http://schemas.openxmlformats.org/officeDocument/2006/relationships" xmlns:m="http://schemas.openxmlformats.org/officeDocument/2006/math" xmlns:v="urn:schemas-microsoft-com:vml" xmlns:wp14="http://schemas.microsoft.com/office/word/2010/wordprocessingDrawing" xmlns:wp="http://schemas.openxmlformats.org/drawingml/2006/wordprocessingDrawing" xmlns:w10="urn:schemas-microsoft-com:office:word" xmlns:w="http://schemas.openxmlformats.org/wordprocessingml/2006/main" xmlns:w14="http://schemas.microsoft.com/office/word/2010/wordml" xmlns:w15="http://schemas.microsoft.com/office/word/2012/wordml" xmlns:w16cex="http://schemas.microsoft.com/office/word/2018/wordml/cex" xmlns:w16cid="http://schemas.microsoft.com/office/word/2016/wordml/cid" xmlns:w16="http://schemas.microsoft.com/office/word/2018/wordml" xmlns:w16du="http://schemas.microsoft.com/office/word/2023/wordml/word16du" xmlns:w16sdtdh="http://schemas.microsoft.com/office/word/2020/wordml/sdtdatahash" xmlns:w16sdtfl="http://schemas.microsoft.com/office/word/2024/wordml/sdtformatlock" xmlns:w16se="http://schemas.microsoft.com/office/word/2015/wordml/symex" xmlns:wpg="http://schemas.microsoft.com/office/word/2010/wordprocessingGroup" xmlns:wpi="http://schemas.microsoft.com/office/word/2010/wordprocessingInk" xmlns:wne="http://schemas.microsoft.com/office/word/2006/wordml" xmlns:wps="http://schemas.microsoft.com/office/word/2010/wordprocessingShape" mc:Ignorable="w14 w15 w16se w16cid w16 w16cex w16sdtdh w16sdtfl w16du wp14">
   <w:background w:color="F2F2F2" w:themeColor="background1" w:themeShade="F2"/>
   <w:body>
     <w:tbl>
@@ -9,12 +9,12 @@
         <w:tblW w:w="12600" w:type="dxa"/>
         <w:jc w:val="center"/>
         <w:tblBorders>
-          <w:top w:val="none" w:sz="0" w:space="0" w:color="auto"/>
-          <w:left w:val="none" w:sz="0" w:space="0" w:color="auto"/>
-          <w:bottom w:val="none" w:sz="0" w:space="0" w:color="auto"/>
-          <w:right w:val="none" w:sz="0" w:space="0" w:color="auto"/>
-          <w:insideH w:val="single" w:sz="4" w:space="0" w:color="BFBFBF" w:themeColor="background1" w:themeShade="BF"/>
-          <w:insideV w:val="single" w:sz="4" w:space="0" w:color="BFBFBF" w:themeColor="background1" w:themeShade="BF"/>
+          <w:top w:val="none" w:color="auto" w:sz="0" w:space="0"/>
+          <w:left w:val="none" w:color="auto" w:sz="0" w:space="0"/>
+          <w:bottom w:val="none" w:color="auto" w:sz="0" w:space="0"/>
+          <w:right w:val="none" w:color="auto" w:sz="0" w:space="0"/>
+          <w:insideH w:val="single" w:color="BFBFBF" w:themeColor="background1" w:themeShade="BF" w:sz="4" w:space="0"/>
+          <w:insideV w:val="single" w:color="BFBFBF" w:themeColor="background1" w:themeShade="BF" w:sz="4" w:space="0"/>
         </w:tblBorders>
         <w:tblCellMar>
           <w:top w:w="288" w:type="dxa"/>
@@ -35,13 +35,13 @@
           <w:tcPr>
             <w:tcW w:w="12600" w:type="dxa"/>
             <w:tcBorders>
-              <w:bottom w:val="single" w:sz="4" w:space="0" w:color="0043F1" w:themeColor="accent3"/>
+              <w:bottom w:val="single" w:color="0043F1" w:themeColor="accent3" w:sz="4" w:space="0"/>
             </w:tcBorders>
           </w:tcPr>
           <w:p>
             <w:pPr>
               <w:pStyle w:val="Title"/>
-              <w:framePr w:hSpace="0" w:wrap="auto" w:vAnchor="margin" w:hAnchor="text" w:xAlign="left" w:yAlign="inline"/>
+              <w:framePr w:hSpace="0" w:wrap="auto" w:hAnchor="text" w:vAnchor="margin" w:xAlign="left" w:yAlign="inline"/>
             </w:pPr>
             <w:r>
               <w:t>5-year</w:t>
@@ -64,14 +64,14 @@
           <w:tcPr>
             <w:tcW w:w="12600" w:type="dxa"/>
             <w:tcBorders>
-              <w:top w:val="single" w:sz="4" w:space="0" w:color="0043F1" w:themeColor="accent3"/>
+              <w:top w:val="single" w:color="0043F1" w:themeColor="accent3" w:sz="4" w:space="0"/>
               <w:bottom w:val="nil"/>
             </w:tcBorders>
           </w:tcPr>
           <w:p>
             <w:pPr>
               <w:pStyle w:val="Subtitle"/>
-              <w:framePr w:hSpace="0" w:wrap="auto" w:vAnchor="margin" w:hAnchor="text" w:xAlign="left" w:yAlign="inline"/>
+              <w:framePr w:hSpace="0" w:wrap="auto" w:hAnchor="text" w:vAnchor="margin" w:xAlign="left" w:yAlign="inline"/>
             </w:pPr>
             <w:r>
               <w:t>Caneiro Group</w:t>
@@ -271,7 +271,7 @@
       <w:r>
         <w:fldChar w:fldCharType="separate"/>
       </w:r>
-      <w:hyperlink w:anchor="_Toc198312384" w:history="1">
+      <w:hyperlink w:history="1" w:anchor="_Toc198312384">
         <w:r>
           <w:rPr>
             <w:rStyle w:val="Hyperlink"/>
@@ -341,7 +341,7 @@
           <w14:ligatures w14:val="standardContextual"/>
         </w:rPr>
       </w:pPr>
-      <w:hyperlink w:anchor="_Toc198312385" w:history="1">
+      <w:hyperlink w:history="1" w:anchor="_Toc198312385">
         <w:r>
           <w:rPr>
             <w:rStyle w:val="Hyperlink"/>
@@ -411,7 +411,7 @@
           <w14:ligatures w14:val="standardContextual"/>
         </w:rPr>
       </w:pPr>
-      <w:hyperlink w:anchor="_Toc198312386" w:history="1">
+      <w:hyperlink w:history="1" w:anchor="_Toc198312386">
         <w:r>
           <w:rPr>
             <w:rStyle w:val="Hyperlink"/>
@@ -481,7 +481,7 @@
           <w14:ligatures w14:val="standardContextual"/>
         </w:rPr>
       </w:pPr>
-      <w:hyperlink w:anchor="_Toc198312387" w:history="1">
+      <w:hyperlink w:history="1" w:anchor="_Toc198312387">
         <w:r>
           <w:rPr>
             <w:rStyle w:val="Hyperlink"/>
@@ -551,7 +551,7 @@
           <w14:ligatures w14:val="standardContextual"/>
         </w:rPr>
       </w:pPr>
-      <w:hyperlink w:anchor="_Toc198312388" w:history="1">
+      <w:hyperlink w:history="1" w:anchor="_Toc198312388">
         <w:r>
           <w:rPr>
             <w:rStyle w:val="Hyperlink"/>
@@ -621,7 +621,7 @@
           <w14:ligatures w14:val="standardContextual"/>
         </w:rPr>
       </w:pPr>
-      <w:hyperlink w:anchor="_Toc198312389" w:history="1">
+      <w:hyperlink w:history="1" w:anchor="_Toc198312389">
         <w:r>
           <w:rPr>
             <w:rStyle w:val="Hyperlink"/>
@@ -691,7 +691,7 @@
           <w14:ligatures w14:val="standardContextual"/>
         </w:rPr>
       </w:pPr>
-      <w:hyperlink w:anchor="_Toc198312390" w:history="1">
+      <w:hyperlink w:history="1" w:anchor="_Toc198312390">
         <w:r>
           <w:rPr>
             <w:rStyle w:val="Hyperlink"/>
@@ -761,7 +761,7 @@
           <w14:ligatures w14:val="standardContextual"/>
         </w:rPr>
       </w:pPr>
-      <w:hyperlink w:anchor="_Toc198312391" w:history="1">
+      <w:hyperlink w:history="1" w:anchor="_Toc198312391">
         <w:r>
           <w:rPr>
             <w:rStyle w:val="Hyperlink"/>
@@ -831,7 +831,7 @@
           <w14:ligatures w14:val="standardContextual"/>
         </w:rPr>
       </w:pPr>
-      <w:hyperlink w:anchor="_Toc198312392" w:history="1">
+      <w:hyperlink w:history="1" w:anchor="_Toc198312392">
         <w:r>
           <w:rPr>
             <w:rStyle w:val="Hyperlink"/>
@@ -901,7 +901,7 @@
           <w14:ligatures w14:val="standardContextual"/>
         </w:rPr>
       </w:pPr>
-      <w:hyperlink w:anchor="_Toc198312393" w:history="1">
+      <w:hyperlink w:history="1" w:anchor="_Toc198312393">
         <w:r>
           <w:rPr>
             <w:rStyle w:val="Hyperlink"/>
@@ -971,7 +971,7 @@
           <w14:ligatures w14:val="standardContextual"/>
         </w:rPr>
       </w:pPr>
-      <w:hyperlink w:anchor="_Toc198312394" w:history="1">
+      <w:hyperlink w:history="1" w:anchor="_Toc198312394">
         <w:r>
           <w:rPr>
             <w:rStyle w:val="Hyperlink"/>
@@ -1041,7 +1041,7 @@
           <w14:ligatures w14:val="standardContextual"/>
         </w:rPr>
       </w:pPr>
-      <w:hyperlink w:anchor="_Toc198312395" w:history="1">
+      <w:hyperlink w:history="1" w:anchor="_Toc198312395">
         <w:r>
           <w:rPr>
             <w:rStyle w:val="Hyperlink"/>
@@ -1111,7 +1111,7 @@
           <w14:ligatures w14:val="standardContextual"/>
         </w:rPr>
       </w:pPr>
-      <w:hyperlink w:anchor="_Toc198312396" w:history="1">
+      <w:hyperlink w:history="1" w:anchor="_Toc198312396">
         <w:r>
           <w:rPr>
             <w:rStyle w:val="Hyperlink"/>
@@ -1181,7 +1181,7 @@
           <w14:ligatures w14:val="standardContextual"/>
         </w:rPr>
       </w:pPr>
-      <w:hyperlink w:anchor="_Toc198312397" w:history="1">
+      <w:hyperlink w:history="1" w:anchor="_Toc198312397">
         <w:r>
           <w:rPr>
             <w:rStyle w:val="Hyperlink"/>
@@ -1251,7 +1251,7 @@
           <w14:ligatures w14:val="standardContextual"/>
         </w:rPr>
       </w:pPr>
-      <w:hyperlink w:anchor="_Toc198312398" w:history="1">
+      <w:hyperlink w:history="1" w:anchor="_Toc198312398">
         <w:r>
           <w:rPr>
             <w:rStyle w:val="Hyperlink"/>
@@ -1321,7 +1321,7 @@
           <w14:ligatures w14:val="standardContextual"/>
         </w:rPr>
       </w:pPr>
-      <w:hyperlink w:anchor="_Toc198312399" w:history="1">
+      <w:hyperlink w:history="1" w:anchor="_Toc198312399">
         <w:r>
           <w:rPr>
             <w:rStyle w:val="Hyperlink"/>
@@ -1391,7 +1391,7 @@
           <w14:ligatures w14:val="standardContextual"/>
         </w:rPr>
       </w:pPr>
-      <w:hyperlink w:anchor="_Toc198312400" w:history="1">
+      <w:hyperlink w:history="1" w:anchor="_Toc198312400">
         <w:r>
           <w:rPr>
             <w:rStyle w:val="Hyperlink"/>
@@ -1461,7 +1461,7 @@
           <w14:ligatures w14:val="standardContextual"/>
         </w:rPr>
       </w:pPr>
-      <w:hyperlink w:anchor="_Toc198312401" w:history="1">
+      <w:hyperlink w:history="1" w:anchor="_Toc198312401">
         <w:r>
           <w:rPr>
             <w:rStyle w:val="Hyperlink"/>
@@ -1531,7 +1531,7 @@
           <w14:ligatures w14:val="standardContextual"/>
         </w:rPr>
       </w:pPr>
-      <w:hyperlink w:anchor="_Toc198312402" w:history="1">
+      <w:hyperlink w:history="1" w:anchor="_Toc198312402">
         <w:r>
           <w:rPr>
             <w:rStyle w:val="Hyperlink"/>
@@ -1601,7 +1601,7 @@
           <w14:ligatures w14:val="standardContextual"/>
         </w:rPr>
       </w:pPr>
-      <w:hyperlink w:anchor="_Toc198312403" w:history="1">
+      <w:hyperlink w:history="1" w:anchor="_Toc198312403">
         <w:r>
           <w:rPr>
             <w:rStyle w:val="Hyperlink"/>
@@ -1671,7 +1671,7 @@
           <w14:ligatures w14:val="standardContextual"/>
         </w:rPr>
       </w:pPr>
-      <w:hyperlink w:anchor="_Toc198312404" w:history="1">
+      <w:hyperlink w:history="1" w:anchor="_Toc198312404">
         <w:r>
           <w:rPr>
             <w:rStyle w:val="Hyperlink"/>
@@ -1741,7 +1741,7 @@
           <w14:ligatures w14:val="standardContextual"/>
         </w:rPr>
       </w:pPr>
-      <w:hyperlink w:anchor="_Toc198312405" w:history="1">
+      <w:hyperlink w:history="1" w:anchor="_Toc198312405">
         <w:r>
           <w:rPr>
             <w:rStyle w:val="Hyperlink"/>
@@ -1811,7 +1811,7 @@
           <w14:ligatures w14:val="standardContextual"/>
         </w:rPr>
       </w:pPr>
-      <w:hyperlink w:anchor="_Toc198312406" w:history="1">
+      <w:hyperlink w:history="1" w:anchor="_Toc198312406">
         <w:r>
           <w:rPr>
             <w:rStyle w:val="Hyperlink"/>
@@ -1881,7 +1881,7 @@
           <w14:ligatures w14:val="standardContextual"/>
         </w:rPr>
       </w:pPr>
-      <w:hyperlink w:anchor="_Toc198312407" w:history="1">
+      <w:hyperlink w:history="1" w:anchor="_Toc198312407">
         <w:r>
           <w:rPr>
             <w:rStyle w:val="Hyperlink"/>
@@ -1951,7 +1951,7 @@
           <w14:ligatures w14:val="standardContextual"/>
         </w:rPr>
       </w:pPr>
-      <w:hyperlink w:anchor="_Toc198312408" w:history="1">
+      <w:hyperlink w:history="1" w:anchor="_Toc198312408">
         <w:r>
           <w:rPr>
             <w:rStyle w:val="Hyperlink"/>
@@ -2021,7 +2021,7 @@
           <w14:ligatures w14:val="standardContextual"/>
         </w:rPr>
       </w:pPr>
-      <w:hyperlink w:anchor="_Toc198312409" w:history="1">
+      <w:hyperlink w:history="1" w:anchor="_Toc198312409">
         <w:r>
           <w:rPr>
             <w:rStyle w:val="Hyperlink"/>
@@ -2091,7 +2091,7 @@
           <w14:ligatures w14:val="standardContextual"/>
         </w:rPr>
       </w:pPr>
-      <w:hyperlink w:anchor="_Toc198312410" w:history="1">
+      <w:hyperlink w:history="1" w:anchor="_Toc198312410">
         <w:r>
           <w:rPr>
             <w:rStyle w:val="Hyperlink"/>
@@ -2161,7 +2161,7 @@
           <w14:ligatures w14:val="standardContextual"/>
         </w:rPr>
       </w:pPr>
-      <w:hyperlink w:anchor="_Toc198312411" w:history="1">
+      <w:hyperlink w:history="1" w:anchor="_Toc198312411">
         <w:r>
           <w:rPr>
             <w:rStyle w:val="Hyperlink"/>
@@ -2231,7 +2231,7 @@
           <w14:ligatures w14:val="standardContextual"/>
         </w:rPr>
       </w:pPr>
-      <w:hyperlink w:anchor="_Toc198312412" w:history="1">
+      <w:hyperlink w:history="1" w:anchor="_Toc198312412">
         <w:r>
           <w:rPr>
             <w:rStyle w:val="Hyperlink"/>
@@ -2301,7 +2301,7 @@
           <w14:ligatures w14:val="standardContextual"/>
         </w:rPr>
       </w:pPr>
-      <w:hyperlink w:anchor="_Toc198312413" w:history="1">
+      <w:hyperlink w:history="1" w:anchor="_Toc198312413">
         <w:r>
           <w:rPr>
             <w:rStyle w:val="Hyperlink"/>
@@ -2371,7 +2371,7 @@
           <w14:ligatures w14:val="standardContextual"/>
         </w:rPr>
       </w:pPr>
-      <w:hyperlink w:anchor="_Toc198312414" w:history="1">
+      <w:hyperlink w:history="1" w:anchor="_Toc198312414">
         <w:r>
           <w:rPr>
             <w:rStyle w:val="Hyperlink"/>
@@ -2455,7 +2455,7 @@
           <w14:ligatures w14:val="standardContextual"/>
         </w:rPr>
       </w:pPr>
-      <w:hyperlink w:anchor="_Toc198312415" w:history="1">
+      <w:hyperlink w:history="1" w:anchor="_Toc198312415">
         <w:r>
           <w:rPr>
             <w:rStyle w:val="Hyperlink"/>
@@ -2525,7 +2525,7 @@
           <w14:ligatures w14:val="standardContextual"/>
         </w:rPr>
       </w:pPr>
-      <w:hyperlink w:anchor="_Toc198312416" w:history="1">
+      <w:hyperlink w:history="1" w:anchor="_Toc198312416">
         <w:r>
           <w:rPr>
             <w:rStyle w:val="Hyperlink"/>
@@ -2595,7 +2595,7 @@
           <w14:ligatures w14:val="standardContextual"/>
         </w:rPr>
       </w:pPr>
-      <w:hyperlink w:anchor="_Toc198312417" w:history="1">
+      <w:hyperlink w:history="1" w:anchor="_Toc198312417">
         <w:r>
           <w:rPr>
             <w:rStyle w:val="Hyperlink"/>
@@ -2665,7 +2665,7 @@
           <w14:ligatures w14:val="standardContextual"/>
         </w:rPr>
       </w:pPr>
-      <w:hyperlink w:anchor="_Toc198312418" w:history="1">
+      <w:hyperlink w:history="1" w:anchor="_Toc198312418">
         <w:r>
           <w:rPr>
             <w:rStyle w:val="Hyperlink"/>
@@ -2735,7 +2735,7 @@
           <w14:ligatures w14:val="standardContextual"/>
         </w:rPr>
       </w:pPr>
-      <w:hyperlink w:anchor="_Toc198312419" w:history="1">
+      <w:hyperlink w:history="1" w:anchor="_Toc198312419">
         <w:r>
           <w:rPr>
             <w:rStyle w:val="Hyperlink"/>
@@ -2813,7 +2813,7 @@
       <w:pPr>
         <w:pStyle w:val="Heading1"/>
       </w:pPr>
-      <w:bookmarkStart w:id="0" w:name="_Toc198312384"/>
+      <w:bookmarkStart w:name="_Toc198312384" w:id="0"/>
       <w:r>
         <w:lastRenderedPageBreak/>
         <w:t>Executive summary</w:t>
@@ -2933,8 +2933,8 @@
       <w:pPr>
         <w:pStyle w:val="Heading2"/>
       </w:pPr>
-      <w:bookmarkStart w:id="1" w:name="_Toc162543110"/>
-      <w:bookmarkStart w:id="2" w:name="_Toc198312385"/>
+      <w:bookmarkStart w:name="_Toc162543110" w:id="1"/>
+      <w:bookmarkStart w:name="_Toc198312385" w:id="2"/>
       <w:r>
         <w:t>H</w:t>
       </w:r>
@@ -3053,8 +3053,8 @@
       <w:pPr>
         <w:pStyle w:val="Heading2"/>
       </w:pPr>
-      <w:bookmarkStart w:id="3" w:name="_Toc162543111"/>
-      <w:bookmarkStart w:id="4" w:name="_Toc198312386"/>
+      <w:bookmarkStart w:name="_Toc162543111" w:id="3"/>
+      <w:bookmarkStart w:name="_Toc198312386" w:id="4"/>
       <w:r>
         <w:t>O</w:t>
       </w:r>
@@ -3165,9 +3165,9 @@
       <w:pPr>
         <w:pStyle w:val="Heading2"/>
       </w:pPr>
-      <w:bookmarkStart w:id="5" w:name="_Toc20386631"/>
-      <w:bookmarkStart w:id="6" w:name="_Toc162543112"/>
-      <w:bookmarkStart w:id="7" w:name="_Toc198312387"/>
+      <w:bookmarkStart w:name="_Toc20386631" w:id="5"/>
+      <w:bookmarkStart w:name="_Toc162543112" w:id="6"/>
+      <w:bookmarkStart w:name="_Toc198312387" w:id="7"/>
       <w:r>
         <w:t>M</w:t>
       </w:r>
@@ -3279,8 +3279,8 @@
       <w:pPr>
         <w:pStyle w:val="Heading2"/>
       </w:pPr>
-      <w:bookmarkStart w:id="8" w:name="_Toc162543113"/>
-      <w:bookmarkStart w:id="9" w:name="_Toc198312388"/>
+      <w:bookmarkStart w:name="_Toc162543113" w:id="8"/>
+      <w:bookmarkStart w:name="_Toc198312388" w:id="9"/>
       <w:r>
         <w:t>K</w:t>
       </w:r>
@@ -3398,7 +3398,7 @@
       <w:pPr>
         <w:pStyle w:val="Heading1"/>
       </w:pPr>
-      <w:bookmarkStart w:id="10" w:name="_Toc198312389"/>
+      <w:bookmarkStart w:name="_Toc198312389" w:id="10"/>
       <w:r>
         <w:t>Description of business</w:t>
       </w:r>
@@ -3517,8 +3517,8 @@
       <w:pPr>
         <w:pStyle w:val="Heading2"/>
       </w:pPr>
-      <w:bookmarkStart w:id="11" w:name="_Toc162543114"/>
-      <w:bookmarkStart w:id="12" w:name="_Toc198312390"/>
+      <w:bookmarkStart w:name="_Toc162543114" w:id="11"/>
+      <w:bookmarkStart w:name="_Toc198312390" w:id="12"/>
       <w:r>
         <w:lastRenderedPageBreak/>
         <w:t>C</w:t>
@@ -3668,8 +3668,8 @@
       <w:pPr>
         <w:pStyle w:val="Heading2"/>
       </w:pPr>
-      <w:bookmarkStart w:id="13" w:name="_Toc162543115"/>
-      <w:bookmarkStart w:id="14" w:name="_Toc198312391"/>
+      <w:bookmarkStart w:name="_Toc162543115" w:id="13"/>
+      <w:bookmarkStart w:name="_Toc198312391" w:id="14"/>
       <w:r>
         <w:t>L</w:t>
       </w:r>
@@ -3854,8 +3854,8 @@
       <w:pPr>
         <w:pStyle w:val="Heading2"/>
       </w:pPr>
-      <w:bookmarkStart w:id="15" w:name="_Toc162543116"/>
-      <w:bookmarkStart w:id="16" w:name="_Toc198312392"/>
+      <w:bookmarkStart w:name="_Toc162543116" w:id="15"/>
+      <w:bookmarkStart w:name="_Toc198312392" w:id="16"/>
       <w:r>
         <w:lastRenderedPageBreak/>
         <w:t>I</w:t>
@@ -4023,8 +4023,8 @@
       <w:pPr>
         <w:pStyle w:val="Heading2"/>
       </w:pPr>
-      <w:bookmarkStart w:id="17" w:name="_Toc162543117"/>
-      <w:bookmarkStart w:id="18" w:name="_Toc198312393"/>
+      <w:bookmarkStart w:name="_Toc162543117" w:id="17"/>
+      <w:bookmarkStart w:name="_Toc198312393" w:id="18"/>
       <w:r>
         <w:t>H</w:t>
       </w:r>
@@ -4135,8 +4135,8 @@
       <w:pPr>
         <w:pStyle w:val="Heading2"/>
       </w:pPr>
-      <w:bookmarkStart w:id="19" w:name="_Toc162543118"/>
-      <w:bookmarkStart w:id="20" w:name="_Toc198312394"/>
+      <w:bookmarkStart w:name="_Toc162543118" w:id="19"/>
+      <w:bookmarkStart w:name="_Toc198312394" w:id="20"/>
       <w:r>
         <w:t>P</w:t>
       </w:r>
@@ -4242,7 +4242,7 @@
             <w:r>
               <w:t xml:space="preserve">about your products or </w:t>
             </w:r>
-            <w:bookmarkStart w:id="21" w:name="_Int_h407TKi8"/>
+            <w:bookmarkStart w:name="_Int_h407TKi8" w:id="21"/>
             <w:r>
               <w:t>services</w:t>
             </w:r>
@@ -4313,8 +4313,8 @@
       <w:pPr>
         <w:pStyle w:val="Heading2"/>
       </w:pPr>
-      <w:bookmarkStart w:id="22" w:name="_Toc162543119"/>
-      <w:bookmarkStart w:id="23" w:name="_Toc198312395"/>
+      <w:bookmarkStart w:name="_Toc162543119" w:id="22"/>
+      <w:bookmarkStart w:name="_Toc198312395" w:id="23"/>
       <w:r>
         <w:t>S</w:t>
       </w:r>
@@ -4425,8 +4425,8 @@
       <w:pPr>
         <w:pStyle w:val="Heading2"/>
       </w:pPr>
-      <w:bookmarkStart w:id="24" w:name="_Toc162543120"/>
-      <w:bookmarkStart w:id="25" w:name="_Toc198312396"/>
+      <w:bookmarkStart w:name="_Toc162543120" w:id="24"/>
+      <w:bookmarkStart w:name="_Toc198312396" w:id="25"/>
       <w:r>
         <w:lastRenderedPageBreak/>
         <w:t>S</w:t>
@@ -4549,8 +4549,8 @@
       <w:pPr>
         <w:pStyle w:val="Heading2"/>
       </w:pPr>
-      <w:bookmarkStart w:id="26" w:name="_Toc162543121"/>
-      <w:bookmarkStart w:id="27" w:name="_Toc198312397"/>
+      <w:bookmarkStart w:name="_Toc162543121" w:id="26"/>
+      <w:bookmarkStart w:name="_Toc198312397" w:id="27"/>
       <w:r>
         <w:t>M</w:t>
       </w:r>
@@ -4719,8 +4719,8 @@
       <w:pPr>
         <w:pStyle w:val="Heading2"/>
       </w:pPr>
-      <w:bookmarkStart w:id="28" w:name="_Toc162543122"/>
-      <w:bookmarkStart w:id="29" w:name="_Toc198312398"/>
+      <w:bookmarkStart w:name="_Toc162543122" w:id="28"/>
+      <w:bookmarkStart w:name="_Toc198312398" w:id="29"/>
       <w:r>
         <w:t>M</w:t>
       </w:r>
@@ -4890,7 +4890,7 @@
       <w:pPr>
         <w:pStyle w:val="Heading2"/>
       </w:pPr>
-      <w:bookmarkStart w:id="30" w:name="_Toc198312399"/>
+      <w:bookmarkStart w:name="_Toc198312399" w:id="30"/>
       <w:r>
         <w:t>Fiscal management</w:t>
       </w:r>
@@ -4925,7 +4925,7 @@
               <w:pStyle w:val="Icon"/>
               <w:jc w:val="left"/>
             </w:pPr>
-            <w:bookmarkStart w:id="31" w:name="_Hlk161161167"/>
+            <w:bookmarkStart w:name="_Hlk161161167" w:id="31"/>
             <w:r>
               <w:rPr>
                 <w:noProof/>
@@ -5085,8 +5085,8 @@
       <w:pPr>
         <w:pStyle w:val="Heading2"/>
       </w:pPr>
-      <w:bookmarkStart w:id="32" w:name="_Toc162543124"/>
-      <w:bookmarkStart w:id="33" w:name="_Toc198312400"/>
+      <w:bookmarkStart w:name="_Toc162543124" w:id="32"/>
+      <w:bookmarkStart w:name="_Toc198312400" w:id="33"/>
       <w:r>
         <w:t>Start-up/acquisition summary</w:t>
       </w:r>
@@ -5206,7 +5206,7 @@
       <w:pPr>
         <w:pStyle w:val="Heading1"/>
       </w:pPr>
-      <w:bookmarkStart w:id="34" w:name="_Toc198312401"/>
+      <w:bookmarkStart w:name="_Toc198312401" w:id="34"/>
       <w:r>
         <w:t>Marketing</w:t>
       </w:r>
@@ -5331,8 +5331,8 @@
       <w:pPr>
         <w:pStyle w:val="Heading2"/>
       </w:pPr>
-      <w:bookmarkStart w:id="35" w:name="_Toc162543126"/>
-      <w:bookmarkStart w:id="36" w:name="_Toc198312402"/>
+      <w:bookmarkStart w:name="_Toc162543126" w:id="35"/>
+      <w:bookmarkStart w:name="_Toc198312402" w:id="36"/>
       <w:r>
         <w:lastRenderedPageBreak/>
         <w:t>Market analysis</w:t>
@@ -5493,13 +5493,13 @@
       <w:pPr>
         <w:pStyle w:val="NoSpacing"/>
       </w:pPr>
-      <w:bookmarkStart w:id="37" w:name="_Toc162543127"/>
+      <w:bookmarkStart w:name="_Toc162543127" w:id="37"/>
     </w:p>
     <w:p>
       <w:pPr>
         <w:pStyle w:val="Heading2"/>
       </w:pPr>
-      <w:bookmarkStart w:id="38" w:name="_Toc198312403"/>
+      <w:bookmarkStart w:name="_Toc198312403" w:id="38"/>
       <w:r>
         <w:t>Market segmentation</w:t>
       </w:r>
@@ -5645,8 +5645,8 @@
       <w:pPr>
         <w:pStyle w:val="Heading2"/>
       </w:pPr>
-      <w:bookmarkStart w:id="39" w:name="_Toc162543128"/>
-      <w:bookmarkStart w:id="40" w:name="_Toc198312404"/>
+      <w:bookmarkStart w:name="_Toc162543128" w:id="39"/>
+      <w:bookmarkStart w:name="_Toc198312404" w:id="40"/>
       <w:r>
         <w:t>C</w:t>
       </w:r>
@@ -5778,8 +5778,8 @@
       <w:pPr>
         <w:pStyle w:val="Heading2"/>
       </w:pPr>
-      <w:bookmarkStart w:id="41" w:name="_Toc162543129"/>
-      <w:bookmarkStart w:id="42" w:name="_Toc198312405"/>
+      <w:bookmarkStart w:name="_Toc162543129" w:id="41"/>
+      <w:bookmarkStart w:name="_Toc198312405" w:id="42"/>
       <w:r>
         <w:lastRenderedPageBreak/>
         <w:t>P</w:t>
@@ -5924,8 +5924,8 @@
           <w:iCs/>
         </w:rPr>
       </w:pPr>
-      <w:bookmarkStart w:id="43" w:name="_Toc162543130"/>
-      <w:bookmarkStart w:id="44" w:name="_Toc198312406"/>
+      <w:bookmarkStart w:name="_Toc162543130" w:id="43"/>
+      <w:bookmarkStart w:name="_Toc198312406" w:id="44"/>
       <w:r>
         <w:t>Advertising and promotion</w:t>
       </w:r>
@@ -6082,8 +6082,8 @@
       <w:pPr>
         <w:pStyle w:val="Heading2"/>
       </w:pPr>
-      <w:bookmarkStart w:id="45" w:name="_Toc162543131"/>
-      <w:bookmarkStart w:id="46" w:name="_Toc198312407"/>
+      <w:bookmarkStart w:name="_Toc162543131" w:id="45"/>
+      <w:bookmarkStart w:name="_Toc198312407" w:id="46"/>
       <w:r>
         <w:t>Strategy and implementation</w:t>
       </w:r>
@@ -6186,7 +6186,7 @@
             <w:r>
               <w:t xml:space="preserve"> elements of your business, you may want to summarize your strategy for their implementation. If your business is new, prioritize the steps you must take to open your doors for business. Describe your objectives and how you intend to reach them and </w:t>
             </w:r>
-            <w:bookmarkStart w:id="47" w:name="_Int_TJGUNb9Q"/>
+            <w:bookmarkStart w:name="_Int_TJGUNb9Q" w:id="47"/>
             <w:r>
               <w:t>in</w:t>
             </w:r>
@@ -6236,7 +6236,7 @@
       <w:pPr>
         <w:pStyle w:val="Heading1"/>
       </w:pPr>
-      <w:bookmarkStart w:id="48" w:name="_Toc198312408"/>
+      <w:bookmarkStart w:name="_Toc198312408" w:id="48"/>
       <w:r>
         <w:lastRenderedPageBreak/>
         <w:t>Appendix</w:t>
@@ -6247,9 +6247,9 @@
       <w:pPr>
         <w:pStyle w:val="Heading2"/>
       </w:pPr>
-      <w:bookmarkStart w:id="49" w:name="_Toc20386651"/>
-      <w:bookmarkStart w:id="50" w:name="_Toc162543132"/>
-      <w:bookmarkStart w:id="51" w:name="_Toc198312409"/>
+      <w:bookmarkStart w:name="_Toc20386651" w:id="49"/>
+      <w:bookmarkStart w:name="_Toc162543132" w:id="50"/>
+      <w:bookmarkStart w:name="_Toc198312409" w:id="51"/>
       <w:r>
         <w:t>Start-up expenses</w:t>
       </w:r>
@@ -6280,7 +6280,7 @@
             <w:pPr>
               <w:pStyle w:val="TableTop"/>
             </w:pPr>
-            <w:bookmarkStart w:id="52" w:name="OLE_LINK2"/>
+            <w:bookmarkStart w:name="OLE_LINK2" w:id="52"/>
             <w:r>
               <w:t>Start-up expenses</w:t>
             </w:r>
@@ -6928,8 +6928,8 @@
       <w:pPr>
         <w:pStyle w:val="Heading2"/>
       </w:pPr>
-      <w:bookmarkStart w:id="53" w:name="_Toc162543133"/>
-      <w:bookmarkStart w:id="54" w:name="_Toc198312410"/>
+      <w:bookmarkStart w:name="_Toc162543133" w:id="53"/>
+      <w:bookmarkStart w:name="_Toc198312410" w:id="54"/>
       <w:r>
         <w:t>Determining start-up capital</w:t>
       </w:r>
@@ -8424,8 +8424,8 @@
         <w:pStyle w:val="Heading2"/>
         <w:spacing w:before="0"/>
       </w:pPr>
-      <w:bookmarkStart w:id="55" w:name="_Toc162543134"/>
-      <w:bookmarkStart w:id="56" w:name="_Toc198312411"/>
+      <w:bookmarkStart w:name="_Toc162543134" w:id="55"/>
+      <w:bookmarkStart w:name="_Toc198312411" w:id="56"/>
       <w:r>
         <w:lastRenderedPageBreak/>
         <w:t>Cash flow</w:t>
@@ -8468,7 +8468,7 @@
               <w:pStyle w:val="TableTop"/>
               <w:jc w:val="center"/>
             </w:pPr>
-            <w:bookmarkStart w:id="57" w:name="OLE_LINK1"/>
+            <w:bookmarkStart w:name="OLE_LINK1" w:id="57"/>
           </w:p>
         </w:tc>
         <w:tc>
@@ -11698,8 +11698,8 @@
         <w:pStyle w:val="Heading2"/>
         <w:spacing w:before="0"/>
       </w:pPr>
-      <w:bookmarkStart w:id="58" w:name="_Toc162543135"/>
-      <w:bookmarkStart w:id="59" w:name="_Toc198312412"/>
+      <w:bookmarkStart w:name="_Toc162543135" w:id="58"/>
+      <w:bookmarkStart w:name="_Toc198312412" w:id="59"/>
       <w:r>
         <w:lastRenderedPageBreak/>
         <w:t>Income project statement</w:t>
@@ -16448,8 +16448,8 @@
       <w:pPr>
         <w:pStyle w:val="Heading2"/>
       </w:pPr>
-      <w:bookmarkStart w:id="60" w:name="_Toc162543136"/>
-      <w:bookmarkStart w:id="61" w:name="_Toc198312413"/>
+      <w:bookmarkStart w:name="_Toc162543136" w:id="60"/>
+      <w:bookmarkStart w:name="_Toc198312413" w:id="61"/>
       <w:r>
         <w:lastRenderedPageBreak/>
         <w:t>Profit and loss statement</w:t>
@@ -16563,7 +16563,7 @@
       <w:pPr>
         <w:pStyle w:val="Heading2"/>
       </w:pPr>
-      <w:bookmarkStart w:id="62" w:name="_Toc198312414"/>
+      <w:bookmarkStart w:name="_Toc198312414" w:id="62"/>
       <w:r>
         <w:t>Profit and loss, budget vs. actual: (</w:t>
       </w:r>
@@ -17584,8 +17584,8 @@
       <w:pPr>
         <w:pStyle w:val="Heading2"/>
       </w:pPr>
-      <w:bookmarkStart w:id="63" w:name="_Toc162543138"/>
-      <w:bookmarkStart w:id="64" w:name="_Toc198312415"/>
+      <w:bookmarkStart w:name="_Toc162543138" w:id="63"/>
+      <w:bookmarkStart w:name="_Toc198312415" w:id="64"/>
       <w:r>
         <w:lastRenderedPageBreak/>
         <w:t>Balance sheet</w:t>
@@ -17934,7 +17934,7 @@
           <w:tcPr>
             <w:tcW w:w="4320" w:type="dxa"/>
             <w:tcBorders>
-              <w:right w:val="single" w:sz="4" w:space="0" w:color="747474" w:themeColor="background2" w:themeShade="80"/>
+              <w:right w:val="single" w:color="747474" w:themeColor="background2" w:themeShade="80" w:sz="4" w:space="0"/>
             </w:tcBorders>
           </w:tcPr>
           <w:p>
@@ -17951,9 +17951,9 @@
             <w:tcW w:w="1008" w:type="dxa"/>
             <w:tcBorders>
               <w:top w:val="nil"/>
-              <w:left w:val="single" w:sz="4" w:space="0" w:color="747474" w:themeColor="background2" w:themeShade="80"/>
+              <w:left w:val="single" w:color="747474" w:themeColor="background2" w:themeShade="80" w:sz="4" w:space="0"/>
               <w:bottom w:val="nil"/>
-              <w:right w:val="single" w:sz="4" w:space="0" w:color="747474" w:themeColor="background2" w:themeShade="80"/>
+              <w:right w:val="single" w:color="747474" w:themeColor="background2" w:themeShade="80" w:sz="4" w:space="0"/>
             </w:tcBorders>
             <w:shd w:val="clear" w:color="auto" w:fill="auto"/>
           </w:tcPr>
@@ -17972,7 +17972,7 @@
           <w:tcPr>
             <w:tcW w:w="4320" w:type="dxa"/>
             <w:tcBorders>
-              <w:left w:val="single" w:sz="4" w:space="0" w:color="747474" w:themeColor="background2" w:themeShade="80"/>
+              <w:left w:val="single" w:color="747474" w:themeColor="background2" w:themeShade="80" w:sz="4" w:space="0"/>
             </w:tcBorders>
           </w:tcPr>
           <w:p>
@@ -19016,8 +19016,8 @@
       <w:pPr>
         <w:pStyle w:val="Heading2"/>
       </w:pPr>
-      <w:bookmarkStart w:id="65" w:name="_Toc162543139"/>
-      <w:bookmarkStart w:id="66" w:name="_Toc198312416"/>
+      <w:bookmarkStart w:name="_Toc162543139" w:id="65"/>
+      <w:bookmarkStart w:name="_Toc198312416" w:id="66"/>
       <w:r>
         <w:t xml:space="preserve">Sales </w:t>
       </w:r>
@@ -19137,8 +19137,8 @@
       <w:pPr>
         <w:pStyle w:val="Heading2"/>
       </w:pPr>
-      <w:bookmarkStart w:id="67" w:name="_Toc162543140"/>
-      <w:bookmarkStart w:id="68" w:name="_Toc198312417"/>
+      <w:bookmarkStart w:name="_Toc162543140" w:id="67"/>
+      <w:bookmarkStart w:name="_Toc198312417" w:id="68"/>
       <w:r>
         <w:lastRenderedPageBreak/>
         <w:t>Milestones</w:t>
@@ -19253,8 +19253,8 @@
       <w:pPr>
         <w:pStyle w:val="Heading2"/>
       </w:pPr>
-      <w:bookmarkStart w:id="69" w:name="_Toc162543141"/>
-      <w:bookmarkStart w:id="70" w:name="_Toc198312418"/>
+      <w:bookmarkStart w:name="_Toc162543141" w:id="69"/>
+      <w:bookmarkStart w:name="_Toc198312418" w:id="70"/>
       <w:r>
         <w:t>Break-even analysis</w:t>
       </w:r>
@@ -19475,8 +19475,8 @@
       <w:pPr>
         <w:pStyle w:val="Heading2"/>
       </w:pPr>
-      <w:bookmarkStart w:id="71" w:name="_Toc162543142"/>
-      <w:bookmarkStart w:id="72" w:name="_Toc198312419"/>
+      <w:bookmarkStart w:name="_Toc162543142" w:id="71"/>
+      <w:bookmarkStart w:name="_Toc198312419" w:id="72"/>
       <w:r>
         <w:lastRenderedPageBreak/>
         <w:t xml:space="preserve">Miscellaneous </w:t>

--- a/src/Tests/Inputs/business-plans/15/input.docx
+++ b/src/Tests/Inputs/business-plans/15/input.docx
@@ -22015,425 +22015,6 @@
 </a:theme>
 </file>
 
-<file path=customXml/item1.xml><?xml version="1.0" encoding="utf-8"?>
-<CoverPageProperties xmlns="http://schemas.microsoft.com/office/2006/coverPageProps">
-  <PublishDate/>
-  <Abstract/>
-  <CompanyAddress/>
-  <CompanyPhone/>
-  <CompanyFax/>
-  <CompanyEmail/>
-</CoverPageProperties>
-</file>
-
-<file path=customXml/item2.xml><?xml version="1.0" encoding="utf-8"?>
-<p:properties xmlns:p="http://schemas.microsoft.com/office/2006/metadata/properties" xmlns:xsi="http://www.w3.org/2001/XMLSchema-instance" xmlns:pc="http://schemas.microsoft.com/office/infopath/2007/PartnerControls">
-  <documentManagement>
-    <_ip_UnifiedCompliancePolicyUIAction xmlns="http://schemas.microsoft.com/sharepoint/v3" xsi:nil="true"/>
-    <Image xmlns="71af3243-3dd4-4a8d-8c0d-dd76da1f02a5">
-      <Url xsi:nil="true"/>
-      <Description xsi:nil="true"/>
-    </Image>
-    <Status xmlns="71af3243-3dd4-4a8d-8c0d-dd76da1f02a5">Not started</Status>
-    <Background xmlns="71af3243-3dd4-4a8d-8c0d-dd76da1f02a5">false</Background>
-    <_ip_UnifiedCompliancePolicyProperties xmlns="http://schemas.microsoft.com/sharepoint/v3" xsi:nil="true"/>
-    <ImageTagsTaxHTField xmlns="71af3243-3dd4-4a8d-8c0d-dd76da1f02a5">
-      <Terms xmlns="http://schemas.microsoft.com/office/infopath/2007/PartnerControls"/>
-    </ImageTagsTaxHTField>
-    <TaxCatchAll xmlns="230e9df3-be65-4c73-a93b-d1236ebd677e" xsi:nil="true"/>
-    <MediaServiceKeyPoints xmlns="71af3243-3dd4-4a8d-8c0d-dd76da1f02a5" xsi:nil="true"/>
-  </documentManagement>
-</p:properties>
-</file>
-
-<file path=customXml/item3.xml><?xml version="1.0" encoding="utf-8"?>
-<b:Sources xmlns:b="http://schemas.openxmlformats.org/officeDocument/2006/bibliography" xmlns="http://schemas.openxmlformats.org/officeDocument/2006/bibliography" SelectedStyle="\APASixthEditionOfficeOnline.xsl" StyleName="APA" Version="6"/>
-</file>
-
-<file path=customXml/item4.xml><?xml version="1.0" encoding="utf-8"?>
-<?mso-contentType ?>
-<FormTemplates xmlns="http://schemas.microsoft.com/sharepoint/v3/contenttype/forms">
-  <Display>DocumentLibraryForm</Display>
-  <Edit>DocumentLibraryForm</Edit>
-  <New>DocumentLibraryForm</New>
-</FormTemplates>
-</file>
-
-<file path=customXml/item5.xml><?xml version="1.0" encoding="utf-8"?>
-<ct:contentTypeSchema xmlns:ct="http://schemas.microsoft.com/office/2006/metadata/contentType" xmlns:ma="http://schemas.microsoft.com/office/2006/metadata/properties/metaAttributes" ct:_="" ma:_="" ma:contentTypeName="Document" ma:contentTypeID="0x01010079F111ED35F8CC479449609E8A0923A6" ma:contentTypeVersion="30" ma:contentTypeDescription="Create a new document." ma:contentTypeScope="" ma:versionID="cec0622158e8f13124e9e8fd4de31bd1">
-  <xsd:schema xmlns:xsd="http://www.w3.org/2001/XMLSchema" xmlns:xs="http://www.w3.org/2001/XMLSchema" xmlns:p="http://schemas.microsoft.com/office/2006/metadata/properties" xmlns:ns1="http://schemas.microsoft.com/sharepoint/v3" xmlns:ns2="71af3243-3dd4-4a8d-8c0d-dd76da1f02a5" xmlns:ns3="16c05727-aa75-4e4a-9b5f-8a80a1165891" xmlns:ns4="230e9df3-be65-4c73-a93b-d1236ebd677e" targetNamespace="http://schemas.microsoft.com/office/2006/metadata/properties" ma:root="true" ma:fieldsID="3b52f30ab005d15df08657af532e6e38" ns1:_="" ns2:_="" ns3:_="" ns4:_="">
-    <xsd:import namespace="http://schemas.microsoft.com/sharepoint/v3"/>
-    <xsd:import namespace="71af3243-3dd4-4a8d-8c0d-dd76da1f02a5"/>
-    <xsd:import namespace="16c05727-aa75-4e4a-9b5f-8a80a1165891"/>
-    <xsd:import namespace="230e9df3-be65-4c73-a93b-d1236ebd677e"/>
-    <xsd:element name="properties">
-      <xsd:complexType>
-        <xsd:sequence>
-          <xsd:element name="documentManagement">
-            <xsd:complexType>
-              <xsd:all>
-                <xsd:element ref="ns2:Status" minOccurs="0"/>
-                <xsd:element ref="ns2:Image" minOccurs="0"/>
-                <xsd:element ref="ns2:MediaServiceMetadata" minOccurs="0"/>
-                <xsd:element ref="ns2:MediaServiceFastMetadata" minOccurs="0"/>
-                <xsd:element ref="ns2:MediaServiceOCR" minOccurs="0"/>
-                <xsd:element ref="ns2:MediaServiceAutoTags" minOccurs="0"/>
-                <xsd:element ref="ns2:MediaServiceEventHashCode" minOccurs="0"/>
-                <xsd:element ref="ns2:MediaServiceGenerationTime" minOccurs="0"/>
-                <xsd:element ref="ns3:SharedWithUsers" minOccurs="0"/>
-                <xsd:element ref="ns3:SharedWithDetails" minOccurs="0"/>
-                <xsd:element ref="ns2:MediaServiceAutoKeyPoints" minOccurs="0"/>
-                <xsd:element ref="ns2:MediaServiceKeyPoints" minOccurs="0"/>
-                <xsd:element ref="ns2:MediaServiceDateTaken" minOccurs="0"/>
-                <xsd:element ref="ns1:_ip_UnifiedCompliancePolicyProperties" minOccurs="0"/>
-                <xsd:element ref="ns1:_ip_UnifiedCompliancePolicyUIAction" minOccurs="0"/>
-                <xsd:element ref="ns4:TaxCatchAll" minOccurs="0"/>
-                <xsd:element ref="ns2:ImageTagsTaxHTField" minOccurs="0"/>
-                <xsd:element ref="ns2:MediaServiceLocation" minOccurs="0"/>
-                <xsd:element ref="ns2:MediaLengthInSeconds" minOccurs="0"/>
-                <xsd:element ref="ns2:Background" minOccurs="0"/>
-                <xsd:element ref="ns2:MediaServiceSearchProperties" minOccurs="0"/>
-                <xsd:element ref="ns2:MediaServiceDocTags" minOccurs="0"/>
-                <xsd:element ref="ns2:MediaServiceObjectDetectorVersions" minOccurs="0"/>
-                <xsd:element ref="ns2:MediaServiceSystemTags" minOccurs="0"/>
-                <xsd:element ref="ns2:MediaServiceBillingMetadata" minOccurs="0"/>
-              </xsd:all>
-            </xsd:complexType>
-          </xsd:element>
-        </xsd:sequence>
-      </xsd:complexType>
-    </xsd:element>
-  </xsd:schema>
-  <xsd:schema xmlns:xsd="http://www.w3.org/2001/XMLSchema" xmlns:xs="http://www.w3.org/2001/XMLSchema" xmlns:dms="http://schemas.microsoft.com/office/2006/documentManagement/types" xmlns:pc="http://schemas.microsoft.com/office/infopath/2007/PartnerControls" targetNamespace="http://schemas.microsoft.com/sharepoint/v3" elementFormDefault="qualified">
-    <xsd:import namespace="http://schemas.microsoft.com/office/2006/documentManagement/types"/>
-    <xsd:import namespace="http://schemas.microsoft.com/office/infopath/2007/PartnerControls"/>
-    <xsd:element name="_ip_UnifiedCompliancePolicyProperties" ma:index="20" nillable="true" ma:displayName="Unified Compliance Policy Properties" ma:hidden="true" ma:internalName="_ip_UnifiedCompliancePolicyProperties" ma:readOnly="false">
-      <xsd:simpleType>
-        <xsd:restriction base="dms:Note"/>
-      </xsd:simpleType>
-    </xsd:element>
-    <xsd:element name="_ip_UnifiedCompliancePolicyUIAction" ma:index="21" nillable="true" ma:displayName="Unified Compliance Policy UI Action" ma:hidden="true" ma:internalName="_ip_UnifiedCompliancePolicyUIAction" ma:readOnly="false">
-      <xsd:simpleType>
-        <xsd:restriction base="dms:Text"/>
-      </xsd:simpleType>
-    </xsd:element>
-  </xsd:schema>
-  <xsd:schema xmlns:xsd="http://www.w3.org/2001/XMLSchema" xmlns:xs="http://www.w3.org/2001/XMLSchema" xmlns:dms="http://schemas.microsoft.com/office/2006/documentManagement/types" xmlns:pc="http://schemas.microsoft.com/office/infopath/2007/PartnerControls" targetNamespace="71af3243-3dd4-4a8d-8c0d-dd76da1f02a5" elementFormDefault="qualified">
-    <xsd:import namespace="http://schemas.microsoft.com/office/2006/documentManagement/types"/>
-    <xsd:import namespace="http://schemas.microsoft.com/office/infopath/2007/PartnerControls"/>
-    <xsd:element name="Status" ma:index="2" nillable="true" ma:displayName="Status" ma:default="Not started" ma:format="Dropdown" ma:hidden="true" ma:internalName="Status" ma:readOnly="false">
-      <xsd:simpleType>
-        <xsd:restriction base="dms:Choice">
-          <xsd:enumeration value="Not started"/>
-          <xsd:enumeration value="In Progress"/>
-          <xsd:enumeration value="Completed"/>
-        </xsd:restriction>
-      </xsd:simpleType>
-    </xsd:element>
-    <xsd:element name="Image" ma:index="3" nillable="true" ma:displayName="Image" ma:format="Image" ma:hidden="true" ma:internalName="Image" ma:readOnly="false">
-      <xsd:complexType>
-        <xsd:complexContent>
-          <xsd:extension base="dms:URL">
-            <xsd:sequence>
-              <xsd:element name="Url" type="dms:ValidUrl" minOccurs="0" nillable="true"/>
-              <xsd:element name="Description" type="xsd:string" nillable="true"/>
-            </xsd:sequence>
-          </xsd:extension>
-        </xsd:complexContent>
-      </xsd:complexType>
-    </xsd:element>
-    <xsd:element name="MediaServiceMetadata" ma:index="8" nillable="true" ma:displayName="MediaServiceMetadata" ma:hidden="true" ma:internalName="MediaServiceMetadata" ma:readOnly="true">
-      <xsd:simpleType>
-        <xsd:restriction base="dms:Note"/>
-      </xsd:simpleType>
-    </xsd:element>
-    <xsd:element name="MediaServiceFastMetadata" ma:index="9" nillable="true" ma:displayName="MediaServiceFastMetadata" ma:hidden="true" ma:internalName="MediaServiceFastMetadata" ma:readOnly="true">
-      <xsd:simpleType>
-        <xsd:restriction base="dms:Note"/>
-      </xsd:simpleType>
-    </xsd:element>
-    <xsd:element name="MediaServiceOCR" ma:index="10" nillable="true" ma:displayName="MediaServiceOCR" ma:hidden="true" ma:internalName="MediaServiceOCR" ma:readOnly="true">
-      <xsd:simpleType>
-        <xsd:restriction base="dms:Note"/>
-      </xsd:simpleType>
-    </xsd:element>
-    <xsd:element name="MediaServiceAutoTags" ma:index="11" nillable="true" ma:displayName="MediaServiceAutoTags" ma:hidden="true" ma:internalName="MediaServiceAutoTags" ma:readOnly="true">
-      <xsd:simpleType>
-        <xsd:restriction base="dms:Text"/>
-      </xsd:simpleType>
-    </xsd:element>
-    <xsd:element name="MediaServiceEventHashCode" ma:index="12" nillable="true" ma:displayName="MediaServiceEventHashCode" ma:hidden="true" ma:internalName="MediaServiceEventHashCode" ma:readOnly="true">
-      <xsd:simpleType>
-        <xsd:restriction base="dms:Text"/>
-      </xsd:simpleType>
-    </xsd:element>
-    <xsd:element name="MediaServiceGenerationTime" ma:index="13" nillable="true" ma:displayName="MediaServiceGenerationTime" ma:hidden="true" ma:internalName="MediaServiceGenerationTime" ma:readOnly="true">
-      <xsd:simpleType>
-        <xsd:restriction base="dms:Text"/>
-      </xsd:simpleType>
-    </xsd:element>
-    <xsd:element name="MediaServiceAutoKeyPoints" ma:index="16" nillable="true" ma:displayName="MediaServiceAutoKeyPoints" ma:hidden="true" ma:internalName="MediaServiceAutoKeyPoints" ma:readOnly="true">
-      <xsd:simpleType>
-        <xsd:restriction base="dms:Note"/>
-      </xsd:simpleType>
-    </xsd:element>
-    <xsd:element name="MediaServiceKeyPoints" ma:index="17" nillable="true" ma:displayName="KeyPoints" ma:hidden="true" ma:internalName="MediaServiceKeyPoints" ma:readOnly="false">
-      <xsd:simpleType>
-        <xsd:restriction base="dms:Note"/>
-      </xsd:simpleType>
-    </xsd:element>
-    <xsd:element name="MediaServiceDateTaken" ma:index="18" nillable="true" ma:displayName="MediaServiceDateTaken" ma:hidden="true" ma:internalName="MediaServiceDateTaken" ma:readOnly="true">
-      <xsd:simpleType>
-        <xsd:restriction base="dms:Text"/>
-      </xsd:simpleType>
-    </xsd:element>
-    <xsd:element name="ImageTagsTaxHTField" ma:index="25" nillable="true" ma:taxonomy="true" ma:internalName="ImageTagsTaxHTField" ma:taxonomyFieldName="MediaServiceImageTags" ma:displayName="Image Tags" ma:readOnly="false" ma:fieldId="{5cf76f15-5ced-4ddc-b409-7134ff3c332f}" ma:taxonomyMulti="true" ma:sspId="e385fb40-52d4-4fae-9c5b-3e8ff8a5878e" ma:termSetId="09814cd3-568e-fe90-9814-8d621ff8fb84" ma:anchorId="fba54fb3-c3e1-fe81-a776-ca4b69148c4d" ma:open="true" ma:isKeyword="false">
-      <xsd:complexType>
-        <xsd:sequence>
-          <xsd:element ref="pc:Terms" minOccurs="0" maxOccurs="1"/>
-        </xsd:sequence>
-      </xsd:complexType>
-    </xsd:element>
-    <xsd:element name="MediaServiceLocation" ma:index="26" nillable="true" ma:displayName="Location" ma:hidden="true" ma:internalName="MediaServiceLocation" ma:readOnly="true">
-      <xsd:simpleType>
-        <xsd:restriction base="dms:Text"/>
-      </xsd:simpleType>
-    </xsd:element>
-    <xsd:element name="MediaLengthInSeconds" ma:index="27" nillable="true" ma:displayName="MediaLengthInSeconds" ma:hidden="true" ma:internalName="MediaLengthInSeconds" ma:readOnly="true">
-      <xsd:simpleType>
-        <xsd:restriction base="dms:Unknown"/>
-      </xsd:simpleType>
-    </xsd:element>
-    <xsd:element name="Background" ma:index="28" nillable="true" ma:displayName="Background" ma:default="0" ma:format="Dropdown" ma:hidden="true" ma:internalName="Background" ma:readOnly="false">
-      <xsd:simpleType>
-        <xsd:restriction base="dms:Boolean"/>
-      </xsd:simpleType>
-    </xsd:element>
-    <xsd:element name="MediaServiceSearchProperties" ma:index="29" nillable="true" ma:displayName="MediaServiceSearchProperties" ma:hidden="true" ma:internalName="MediaServiceSearchProperties" ma:readOnly="true">
-      <xsd:simpleType>
-        <xsd:restriction base="dms:Note"/>
-      </xsd:simpleType>
-    </xsd:element>
-    <xsd:element name="MediaServiceDocTags" ma:index="30" nillable="true" ma:displayName="MediaServiceDocTags" ma:hidden="true" ma:internalName="MediaServiceDocTags" ma:readOnly="true">
-      <xsd:simpleType>
-        <xsd:restriction base="dms:Note"/>
-      </xsd:simpleType>
-    </xsd:element>
-    <xsd:element name="MediaServiceObjectDetectorVersions" ma:index="31" nillable="true" ma:displayName="MediaServiceObjectDetectorVersions" ma:description="" ma:hidden="true" ma:indexed="true" ma:internalName="MediaServiceObjectDetectorVersions" ma:readOnly="true">
-      <xsd:simpleType>
-        <xsd:restriction base="dms:Text"/>
-      </xsd:simpleType>
-    </xsd:element>
-    <xsd:element name="MediaServiceSystemTags" ma:index="32" nillable="true" ma:displayName="MediaServiceSystemTags" ma:hidden="true" ma:internalName="MediaServiceSystemTags" ma:readOnly="true">
-      <xsd:simpleType>
-        <xsd:restriction base="dms:Note"/>
-      </xsd:simpleType>
-    </xsd:element>
-    <xsd:element name="MediaServiceBillingMetadata" ma:index="33" nillable="true" ma:displayName="MediaServiceBillingMetadata" ma:hidden="true" ma:internalName="MediaServiceBillingMetadata" ma:readOnly="true">
-      <xsd:simpleType>
-        <xsd:restriction base="dms:Text"/>
-      </xsd:simpleType>
-    </xsd:element>
-  </xsd:schema>
-  <xsd:schema xmlns:xsd="http://www.w3.org/2001/XMLSchema" xmlns:xs="http://www.w3.org/2001/XMLSchema" xmlns:dms="http://schemas.microsoft.com/office/2006/documentManagement/types" xmlns:pc="http://schemas.microsoft.com/office/infopath/2007/PartnerControls" targetNamespace="16c05727-aa75-4e4a-9b5f-8a80a1165891" elementFormDefault="qualified">
-    <xsd:import namespace="http://schemas.microsoft.com/office/2006/documentManagement/types"/>
-    <xsd:import namespace="http://schemas.microsoft.com/office/infopath/2007/PartnerControls"/>
-    <xsd:element name="SharedWithUsers" ma:index="14" nillable="true" ma:displayName="Shared With" ma:hidden="true" ma:internalName="SharedWithUsers" ma:readOnly="true">
-      <xsd:complexType>
-        <xsd:complexContent>
-          <xsd:extension base="dms:UserMulti">
-            <xsd:sequence>
-              <xsd:element name="UserInfo" minOccurs="0" maxOccurs="unbounded">
-                <xsd:complexType>
-                  <xsd:sequence>
-                    <xsd:element name="DisplayName" type="xsd:string" minOccurs="0"/>
-                    <xsd:element name="AccountId" type="dms:UserId" minOccurs="0" nillable="true"/>
-                    <xsd:element name="AccountType" type="xsd:string" minOccurs="0"/>
-                  </xsd:sequence>
-                </xsd:complexType>
-              </xsd:element>
-            </xsd:sequence>
-          </xsd:extension>
-        </xsd:complexContent>
-      </xsd:complexType>
-    </xsd:element>
-    <xsd:element name="SharedWithDetails" ma:index="15" nillable="true" ma:displayName="Shared With Details" ma:hidden="true" ma:internalName="SharedWithDetails" ma:readOnly="true">
-      <xsd:simpleType>
-        <xsd:restriction base="dms:Note"/>
-      </xsd:simpleType>
-    </xsd:element>
-  </xsd:schema>
-  <xsd:schema xmlns:xsd="http://www.w3.org/2001/XMLSchema" xmlns:xs="http://www.w3.org/2001/XMLSchema" xmlns:dms="http://schemas.microsoft.com/office/2006/documentManagement/types" xmlns:pc="http://schemas.microsoft.com/office/infopath/2007/PartnerControls" targetNamespace="230e9df3-be65-4c73-a93b-d1236ebd677e" elementFormDefault="qualified">
-    <xsd:import namespace="http://schemas.microsoft.com/office/2006/documentManagement/types"/>
-    <xsd:import namespace="http://schemas.microsoft.com/office/infopath/2007/PartnerControls"/>
-    <xsd:element name="TaxCatchAll" ma:index="23" nillable="true" ma:displayName="Taxonomy Catch All Column" ma:hidden="true" ma:list="{3f6bfcbc-3db3-4ae6-bd76-326f0798ad28}" ma:internalName="TaxCatchAll" ma:readOnly="false" ma:showField="CatchAllData" ma:web="16c05727-aa75-4e4a-9b5f-8a80a1165891">
-      <xsd:complexType>
-        <xsd:complexContent>
-          <xsd:extension base="dms:MultiChoiceLookup">
-            <xsd:sequence>
-              <xsd:element name="Value" type="dms:Lookup" maxOccurs="unbounded" minOccurs="0" nillable="true"/>
-            </xsd:sequence>
-          </xsd:extension>
-        </xsd:complexContent>
-      </xsd:complexType>
-    </xsd:element>
-  </xsd:schema>
-  <xsd:schema xmlns="http://schemas.openxmlformats.org/package/2006/metadata/core-properties" xmlns:xsd="http://www.w3.org/2001/XMLSchema" xmlns:xsi="http://www.w3.org/2001/XMLSchema-instance" xmlns:dc="http://purl.org/dc/elements/1.1/" xmlns:dcterms="http://purl.org/dc/terms/" xmlns:odoc="http://schemas.microsoft.com/internal/obd" targetNamespace="http://schemas.openxmlformats.org/package/2006/metadata/core-properties" elementFormDefault="qualified" attributeFormDefault="unqualified" blockDefault="#all">
-    <xsd:import namespace="http://purl.org/dc/elements/1.1/" schemaLocation="http://dublincore.org/schemas/xmls/qdc/2003/04/02/dc.xsd"/>
-    <xsd:import namespace="http://purl.org/dc/terms/" schemaLocation="http://dublincore.org/schemas/xmls/qdc/2003/04/02/dcterms.xsd"/>
-    <xsd:element name="coreProperties" type="CT_coreProperties"/>
-    <xsd:complexType name="CT_coreProperties">
-      <xsd:all>
-        <xsd:element ref="dc:creator" minOccurs="0" maxOccurs="1"/>
-        <xsd:element ref="dcterms:created" minOccurs="0" maxOccurs="1"/>
-        <xsd:element ref="dc:identifier" minOccurs="0" maxOccurs="1"/>
-        <xsd:element name="contentType" minOccurs="0" maxOccurs="1" type="xsd:string" ma:displayName="Content Type"/>
-        <xsd:element ref="dc:title" minOccurs="0" maxOccurs="1" ma:index="1" ma:displayName="Title"/>
-        <xsd:element ref="dc:subject" minOccurs="0" maxOccurs="1"/>
-        <xsd:element ref="dc:description" minOccurs="0" maxOccurs="1"/>
-        <xsd:element name="keywords" minOccurs="0" maxOccurs="1" type="xsd:string"/>
-        <xsd:element ref="dc:language" minOccurs="0" maxOccurs="1"/>
-        <xsd:element name="category" minOccurs="0" maxOccurs="1" type="xsd:string"/>
-        <xsd:element name="version" minOccurs="0" maxOccurs="1" type="xsd:string"/>
-        <xsd:element name="revision" minOccurs="0" maxOccurs="1" type="xsd:string">
-          <xsd:annotation>
-            <xsd:documentation>
-                        This value indicates the number of saves or revisions. The application is responsible for updating this value after each revision.
-                    </xsd:documentation>
-          </xsd:annotation>
-        </xsd:element>
-        <xsd:element name="lastModifiedBy" minOccurs="0" maxOccurs="1" type="xsd:string"/>
-        <xsd:element ref="dcterms:modified" minOccurs="0" maxOccurs="1"/>
-        <xsd:element name="contentStatus" minOccurs="0" maxOccurs="1" type="xsd:string"/>
-      </xsd:all>
-    </xsd:complexType>
-  </xsd:schema>
-  <xs:schema xmlns:pc="http://schemas.microsoft.com/office/infopath/2007/PartnerControls" xmlns:xs="http://www.w3.org/2001/XMLSchema" targetNamespace="http://schemas.microsoft.com/office/infopath/2007/PartnerControls" elementFormDefault="qualified" attributeFormDefault="unqualified">
-    <xs:element name="Person">
-      <xs:complexType>
-        <xs:sequence>
-          <xs:element ref="pc:DisplayName" minOccurs="0"/>
-          <xs:element ref="pc:AccountId" minOccurs="0"/>
-          <xs:element ref="pc:AccountType" minOccurs="0"/>
-        </xs:sequence>
-      </xs:complexType>
-    </xs:element>
-    <xs:element name="DisplayName" type="xs:string"/>
-    <xs:element name="AccountId" type="xs:string"/>
-    <xs:element name="AccountType" type="xs:string"/>
-    <xs:element name="BDCAssociatedEntity">
-      <xs:complexType>
-        <xs:sequence>
-          <xs:element ref="pc:BDCEntity" minOccurs="0" maxOccurs="unbounded"/>
-        </xs:sequence>
-        <xs:attribute ref="pc:EntityNamespace"/>
-        <xs:attribute ref="pc:EntityName"/>
-        <xs:attribute ref="pc:SystemInstanceName"/>
-        <xs:attribute ref="pc:AssociationName"/>
-      </xs:complexType>
-    </xs:element>
-    <xs:attribute name="EntityNamespace" type="xs:string"/>
-    <xs:attribute name="EntityName" type="xs:string"/>
-    <xs:attribute name="SystemInstanceName" type="xs:string"/>
-    <xs:attribute name="AssociationName" type="xs:string"/>
-    <xs:element name="BDCEntity">
-      <xs:complexType>
-        <xs:sequence>
-          <xs:element ref="pc:EntityDisplayName" minOccurs="0"/>
-          <xs:element ref="pc:EntityInstanceReference" minOccurs="0"/>
-          <xs:element ref="pc:EntityId1" minOccurs="0"/>
-          <xs:element ref="pc:EntityId2" minOccurs="0"/>
-          <xs:element ref="pc:EntityId3" minOccurs="0"/>
-          <xs:element ref="pc:EntityId4" minOccurs="0"/>
-          <xs:element ref="pc:EntityId5" minOccurs="0"/>
-        </xs:sequence>
-      </xs:complexType>
-    </xs:element>
-    <xs:element name="EntityDisplayName" type="xs:string"/>
-    <xs:element name="EntityInstanceReference" type="xs:string"/>
-    <xs:element name="EntityId1" type="xs:string"/>
-    <xs:element name="EntityId2" type="xs:string"/>
-    <xs:element name="EntityId3" type="xs:string"/>
-    <xs:element name="EntityId4" type="xs:string"/>
-    <xs:element name="EntityId5" type="xs:string"/>
-    <xs:element name="Terms">
-      <xs:complexType>
-        <xs:sequence>
-          <xs:element ref="pc:TermInfo" minOccurs="0" maxOccurs="unbounded"/>
-        </xs:sequence>
-      </xs:complexType>
-    </xs:element>
-    <xs:element name="TermInfo">
-      <xs:complexType>
-        <xs:sequence>
-          <xs:element ref="pc:TermName" minOccurs="0"/>
-          <xs:element ref="pc:TermId" minOccurs="0"/>
-        </xs:sequence>
-      </xs:complexType>
-    </xs:element>
-    <xs:element name="TermName" type="xs:string"/>
-    <xs:element name="TermId" type="xs:string"/>
-  </xs:schema>
-</ct:contentTypeSchema>
-</file>
-
-<file path=customXml/itemProps1.xml><?xml version="1.0" encoding="utf-8"?>
-<ds:datastoreItem xmlns:ds="http://schemas.openxmlformats.org/officeDocument/2006/customXml" ds:itemID="{55AF091B-3C7A-41E3-B477-F2FDAA23CFDA}">
-  <ds:schemaRefs>
-    <ds:schemaRef ds:uri="http://schemas.microsoft.com/office/2006/coverPageProps"/>
-  </ds:schemaRefs>
-</ds:datastoreItem>
-</file>
-
-<file path=customXml/itemProps2.xml><?xml version="1.0" encoding="utf-8"?>
-<ds:datastoreItem xmlns:ds="http://schemas.openxmlformats.org/officeDocument/2006/customXml" ds:itemID="{5C6FDD6E-4346-4693-84FD-0C9945B6F569}">
-  <ds:schemaRefs>
-    <ds:schemaRef ds:uri="http://schemas.microsoft.com/office/2006/metadata/properties"/>
-    <ds:schemaRef ds:uri="http://schemas.microsoft.com/office/infopath/2007/PartnerControls"/>
-    <ds:schemaRef ds:uri="http://schemas.microsoft.com/sharepoint/v3"/>
-    <ds:schemaRef ds:uri="71af3243-3dd4-4a8d-8c0d-dd76da1f02a5"/>
-    <ds:schemaRef ds:uri="230e9df3-be65-4c73-a93b-d1236ebd677e"/>
-  </ds:schemaRefs>
-</ds:datastoreItem>
-</file>
-
-<file path=customXml/itemProps3.xml><?xml version="1.0" encoding="utf-8"?>
-<ds:datastoreItem xmlns:ds="http://schemas.openxmlformats.org/officeDocument/2006/customXml" ds:itemID="{684B18FD-842F-4764-97CD-29A7824DBEBA}">
-  <ds:schemaRefs>
-    <ds:schemaRef ds:uri="http://schemas.openxmlformats.org/officeDocument/2006/bibliography"/>
-  </ds:schemaRefs>
-</ds:datastoreItem>
-</file>
-
-<file path=customXml/itemProps4.xml><?xml version="1.0" encoding="utf-8"?>
-<ds:datastoreItem xmlns:ds="http://schemas.openxmlformats.org/officeDocument/2006/customXml" ds:itemID="{3A19D7B2-FA22-4EA1-B8E8-540CC61B4CDA}">
-  <ds:schemaRefs>
-    <ds:schemaRef ds:uri="http://schemas.microsoft.com/sharepoint/v3/contenttype/forms"/>
-  </ds:schemaRefs>
-</ds:datastoreItem>
-</file>
-
-<file path=customXml/itemProps5.xml><?xml version="1.0" encoding="utf-8"?>
-<ds:datastoreItem xmlns:ds="http://schemas.openxmlformats.org/officeDocument/2006/customXml" ds:itemID="{B5A33157-729C-47D5-AD5E-FC3FB9D640E7}">
-  <ds:schemaRefs>
-    <ds:schemaRef ds:uri="http://schemas.microsoft.com/office/2006/metadata/contentType"/>
-    <ds:schemaRef ds:uri="http://schemas.microsoft.com/office/2006/metadata/properties/metaAttributes"/>
-    <ds:schemaRef ds:uri="http://www.w3.org/2001/XMLSchema"/>
-    <ds:schemaRef ds:uri="http://schemas.microsoft.com/office/2006/metadata/properties"/>
-    <ds:schemaRef ds:uri="http://schemas.microsoft.com/sharepoint/v3"/>
-    <ds:schemaRef ds:uri="71af3243-3dd4-4a8d-8c0d-dd76da1f02a5"/>
-    <ds:schemaRef ds:uri="16c05727-aa75-4e4a-9b5f-8a80a1165891"/>
-    <ds:schemaRef ds:uri="230e9df3-be65-4c73-a93b-d1236ebd677e"/>
-    <ds:schemaRef ds:uri="http://schemas.microsoft.com/office/2006/documentManagement/types"/>
-    <ds:schemaRef ds:uri="http://schemas.microsoft.com/office/infopath/2007/PartnerControls"/>
-    <ds:schemaRef ds:uri="http://schemas.openxmlformats.org/package/2006/metadata/core-properties"/>
-    <ds:schemaRef ds:uri="http://purl.org/dc/elements/1.1/"/>
-    <ds:schemaRef ds:uri="http://purl.org/dc/terms/"/>
-    <ds:schemaRef ds:uri="http://schemas.microsoft.com/internal/obd"/>
-  </ds:schemaRefs>
-</ds:datastoreItem>
-</file>
-
 <file path=docMetadata/LabelInfo.xml><?xml version="1.0" encoding="utf-8"?>
 <clbl:labelList xmlns:clbl="http://schemas.microsoft.com/office/2020/mipLabelMetadata"/>
 </file>